--- a/tests/fixtures/csg_sample.docx
+++ b/tests/fixtures/csg_sample.docx
@@ -7,7 +7,7 @@
         <w:pStyle w:val="Heading2"/>
       </w:pPr>
       <w:r>
-        <w:t>AFN03 DI=E80304F5 查询设备类型</w:t>
+        <w:t>AFN03 DI=E8000302 查询本地通信模块运行模式信息</w:t>
       </w:r>
     </w:p>
     <w:p>
@@ -64,7 +64,7 @@
           </w:tcPr>
           <w:p>
             <w:r>
-              <w:t>设备类型</w:t>
+              <w:t>local_mode_word</w:t>
             </w:r>
           </w:p>
         </w:tc>
@@ -74,7 +74,7 @@
           </w:tcPr>
           <w:p>
             <w:r>
-              <w:t>2字节</w:t>
+              <w:t>1字节</w:t>
             </w:r>
           </w:p>
         </w:tc>
@@ -84,7 +84,7 @@
           </w:tcPr>
           <w:p>
             <w:r>
-              <w:t>00H：单相表；01H：三相表；02H：采集器</w:t>
+              <w:t>0：路由模式；1：中继模式</w:t>
             </w:r>
           </w:p>
         </w:tc>
@@ -95,7 +95,7 @@
         <w:pStyle w:val="Heading2"/>
       </w:pPr>
       <w:r>
-        <w:t>AFN03 DI=E80304F6 查询通信延时</w:t>
+        <w:t>AFN03 DI=E8030304 查询通信延时时长</w:t>
       </w:r>
     </w:p>
     <w:p>
@@ -152,7 +152,7 @@
           </w:tcPr>
           <w:p>
             <w:r>
-              <w:t>timeout</w:t>
+              <w:t>dest_addr</w:t>
             </w:r>
           </w:p>
         </w:tc>
@@ -162,7 +162,7 @@
           </w:tcPr>
           <w:p>
             <w:r>
-              <w:t>2字节</w:t>
+              <w:t>6字节</w:t>
             </w:r>
           </w:p>
         </w:tc>
@@ -172,7 +172,7 @@
           </w:tcPr>
           <w:p>
             <w:r>
-              <w:t>超时时间(秒)</w:t>
+              <w:t>通信目的地址</w:t>
             </w:r>
           </w:p>
         </w:tc>
@@ -184,7 +184,7 @@
           </w:tcPr>
           <w:p>
             <w:r>
-              <w:t>保留</w:t>
+              <w:t>payload_length</w:t>
             </w:r>
           </w:p>
         </w:tc>
@@ -194,7 +194,7 @@
           </w:tcPr>
           <w:p>
             <w:r>
-              <w:t>4字节</w:t>
+              <w:t>1字节</w:t>
             </w:r>
           </w:p>
         </w:tc>
@@ -204,7 +204,7 @@
           </w:tcPr>
           <w:p>
             <w:r>
-              <w:t>厂家私有透明数据</w:t>
+              <w:t>报文长度</w:t>
             </w:r>
           </w:p>
         </w:tc>
